--- a/HOSONHCS/01 HN.docx
+++ b/HOSONHCS/01 HN.docx
@@ -1015,16 +1015,13 @@
         <w:t xml:space="preserve">: </w:t>
       </w:r>
       <w:r>
-        <w:t xml:space="preserve">{{thoihanvay}} </w:t>
-      </w:r>
-      <w:r>
-        <w:t>t</w:t>
-      </w:r>
-      <w:r>
-        <w:t xml:space="preserve">háng; Kỳ hạn trả nợ: </w:t>
-      </w:r>
-      <w:r>
-        <w:t xml:space="preserve">{{phanky}} </w:t>
+        <w:t>{{thoihanvay}}</w:t>
+      </w:r>
+      <w:r>
+        <w:t xml:space="preserve">; Kỳ hạn trả nợ: </w:t>
+      </w:r>
+      <w:r>
+        <w:t>{{phanky}}</w:t>
       </w:r>
       <w:r>
         <w:t xml:space="preserve"> tháng/lần.</w:t>

--- a/HOSONHCS/01 HN.docx
+++ b/HOSONHCS/01 HN.docx
@@ -193,23 +193,31 @@
     </w:p>
     <w:p>
       <w:pPr>
-        <w:spacing w:before="37"/>
-        <w:ind w:right="1252"/>
+        <w:spacing w:before="113"/>
+        <w:ind w:right="221"/>
         <w:jc w:val="center"/>
         <w:rPr>
-          <w:bCs/>
-          <w:sz w:val="26"/>
-        </w:rPr>
-      </w:pPr>
-      <w:r>
-        <w:rPr>
-          <w:sz w:val="26"/>
-        </w:rPr>
-        <w:t xml:space="preserve">Chương trình cho vay: </w:t>
-      </w:r>
-      <w:r>
-        <w:rPr>
-          <w:bCs/>
+          <w:b/>
+          <w:sz w:val="28"/>
+        </w:rPr>
+      </w:pPr>
+      <w:r>
+        <w:rPr>
+          <w:b/>
+          <w:bCs/>
+          <w:sz w:val="26"/>
+        </w:rPr>
+        <w:t>Chương trình cho vay:</w:t>
+      </w:r>
+      <w:r>
+        <w:rPr>
+          <w:sz w:val="26"/>
+        </w:rPr>
+        <w:t xml:space="preserve"> </w:t>
+      </w:r>
+      <w:r>
+        <w:rPr>
+          <w:b/>
           <w:sz w:val="26"/>
         </w:rPr>
         <w:t>{{chuongtrinh}}</w:t>
@@ -231,38 +239,49 @@
           <w:sz w:val="24"/>
           <w:u w:val="thick"/>
         </w:rPr>
-        <w:t xml:space="preserve">Kính gửi:  </w:t>
-      </w:r>
-      <w:r>
+        <w:t>Kính gửi</w:t>
+      </w:r>
+      <w:r>
+        <w:rPr>
+          <w:b/>
+          <w:i/>
+          <w:sz w:val="24"/>
+        </w:rPr>
+        <w:t xml:space="preserve">:  </w:t>
+      </w:r>
+      <w:r>
+        <w:rPr>
+          <w:b/>
+          <w:sz w:val="26"/>
+          <w:szCs w:val="26"/>
+        </w:rPr>
+        <w:t xml:space="preserve">Phòng giao dịch Ngân hàng Chính sách xã </w:t>
+      </w:r>
+      <w:r>
+        <w:rPr>
+          <w:b/>
+          <w:sz w:val="26"/>
+          <w:szCs w:val="26"/>
+        </w:rPr>
+        <w:t xml:space="preserve">hội </w:t>
+      </w:r>
+      <w:r>
+        <w:rPr>
+          <w:b/>
+          <w:sz w:val="26"/>
+          <w:szCs w:val="26"/>
+        </w:rPr>
+        <w:t>{{pgd}}</w:t>
+      </w:r>
+    </w:p>
+    <w:p>
+      <w:pPr>
+        <w:spacing w:before="138"/>
+        <w:jc w:val="center"/>
         <w:rPr>
           <w:b/>
           <w:sz w:val="24"/>
         </w:rPr>
-        <w:t xml:space="preserve">Phòng giao dịch Ngân hàng Chính sách xã </w:t>
-      </w:r>
-      <w:r>
-        <w:rPr>
-          <w:b/>
-          <w:sz w:val="24"/>
-        </w:rPr>
-        <w:t xml:space="preserve">hội </w:t>
-      </w:r>
-      <w:r>
-        <w:rPr>
-          <w:b/>
-          <w:sz w:val="24"/>
-        </w:rPr>
-        <w:t>{{pgd}}</w:t>
-      </w:r>
-    </w:p>
-    <w:p>
-      <w:pPr>
-        <w:spacing w:before="138"/>
-        <w:jc w:val="center"/>
-        <w:rPr>
-          <w:b/>
-          <w:sz w:val="24"/>
-        </w:rPr>
       </w:pPr>
     </w:p>
     <w:p>
@@ -320,6 +339,7 @@
       <w:pPr>
         <w:pStyle w:val="BodyText"/>
         <w:spacing w:before="0"/>
+        <w:ind w:firstLine="460"/>
         <w:rPr>
           <w:bCs/>
         </w:rPr>
@@ -398,6 +418,7 @@
       <w:pPr>
         <w:pStyle w:val="BodyText"/>
         <w:spacing w:before="0"/>
+        <w:ind w:firstLine="460"/>
         <w:rPr>
           <w:bCs/>
         </w:rPr>
@@ -479,6 +500,7 @@
       <w:pPr>
         <w:pStyle w:val="BodyText"/>
         <w:spacing w:before="0"/>
+        <w:ind w:firstLine="460"/>
         <w:rPr>
           <w:bCs/>
         </w:rPr>
@@ -536,6 +558,7 @@
       <w:pPr>
         <w:pStyle w:val="BodyText"/>
         <w:spacing w:before="0"/>
+        <w:ind w:firstLine="460"/>
         <w:rPr>
           <w:bCs/>
         </w:rPr>
@@ -588,7 +611,7 @@
     </w:p>
     <w:p>
       <w:pPr>
-        <w:ind w:left="260"/>
+        <w:ind w:left="260" w:firstLine="460"/>
         <w:rPr>
           <w:bCs/>
           <w:i/>
@@ -634,6 +657,7 @@
       <w:pPr>
         <w:pStyle w:val="BodyText"/>
         <w:spacing w:before="0"/>
+        <w:ind w:firstLine="460"/>
         <w:rPr>
           <w:bCs/>
         </w:rPr>
@@ -655,6 +679,7 @@
       <w:pPr>
         <w:pStyle w:val="BodyText"/>
         <w:spacing w:before="0"/>
+        <w:ind w:firstLine="460"/>
         <w:rPr>
           <w:bCs/>
           <w:i/>
@@ -696,7 +721,7 @@
       <w:pPr>
         <w:pStyle w:val="BodyText"/>
         <w:spacing w:before="0"/>
-        <w:ind w:left="981"/>
+        <w:ind w:firstLine="460"/>
         <w:rPr>
           <w:bCs/>
         </w:rPr>
@@ -730,7 +755,7 @@
       <w:pPr>
         <w:pStyle w:val="BodyText"/>
         <w:spacing w:before="0"/>
-        <w:ind w:left="981"/>
+        <w:ind w:firstLine="460"/>
         <w:rPr>
           <w:bCs/>
         </w:rPr>
@@ -758,14 +783,6 @@
       <w:tblPr>
         <w:tblW w:w="0" w:type="auto"/>
         <w:tblInd w:w="161" w:type="dxa"/>
-        <w:tblBorders>
-          <w:top w:val="nil"/>
-          <w:left w:val="nil"/>
-          <w:bottom w:val="nil"/>
-          <w:right w:val="nil"/>
-          <w:insideH w:val="nil"/>
-          <w:insideV w:val="nil"/>
-        </w:tblBorders>
         <w:tblLayout w:type="fixed"/>
         <w:tblCellMar>
           <w:left w:w="0" w:type="dxa"/>
@@ -774,17 +791,17 @@
         <w:tblLook w:val="01E0" w:firstRow="1" w:lastRow="1" w:firstColumn="1" w:lastColumn="1" w:noHBand="0" w:noVBand="0"/>
       </w:tblPr>
       <w:tblGrid>
-        <w:gridCol w:w="3042"/>
-        <w:gridCol w:w="3125"/>
-        <w:gridCol w:w="3027"/>
+        <w:gridCol w:w="4097"/>
+        <w:gridCol w:w="2126"/>
+        <w:gridCol w:w="2785"/>
       </w:tblGrid>
       <w:tr>
         <w:trPr>
-          <w:trHeight w:hRule="exact" w:val="1236"/>
+          <w:trHeight w:hRule="exact" w:val="1189"/>
         </w:trPr>
         <w:tc>
           <w:tcPr>
-            <w:tcW w:w="3042" w:type="dxa"/>
+            <w:tcW w:w="4097" w:type="dxa"/>
           </w:tcPr>
           <w:p>
             <w:pPr>
@@ -812,7 +829,6 @@
                 <w:tab w:val="left" w:pos="2679"/>
               </w:tabs>
               <w:ind w:left="553" w:right="269"/>
-              <w:jc w:val="left"/>
               <w:rPr>
                 <w:bCs/>
                 <w:sz w:val="26"/>
@@ -841,13 +857,29 @@
                 <w:sz w:val="26"/>
                 <w:szCs w:val="26"/>
               </w:rPr>
-              <w:t xml:space="preserve">     {{mucdich2}}</w:t>
+              <w:t xml:space="preserve">     </w:t>
+            </w:r>
+            <w:r>
+              <w:rPr>
+                <w:bCs/>
+                <w:sz w:val="26"/>
+                <w:szCs w:val="26"/>
+              </w:rPr>
+              <w:t xml:space="preserve">          </w:t>
+            </w:r>
+            <w:r>
+              <w:rPr>
+                <w:bCs/>
+                <w:sz w:val="26"/>
+                <w:szCs w:val="26"/>
+              </w:rPr>
+              <w:t>{{mucdich2}}</w:t>
             </w:r>
           </w:p>
         </w:tc>
         <w:tc>
           <w:tcPr>
-            <w:tcW w:w="3125" w:type="dxa"/>
+            <w:tcW w:w="2126" w:type="dxa"/>
           </w:tcPr>
           <w:p>
             <w:pPr>
@@ -886,43 +918,30 @@
               </w:rPr>
               <w:t>{{soluong1}}</w:t>
             </w:r>
-            <w:r>
+          </w:p>
+          <w:p>
+            <w:pPr>
+              <w:pStyle w:val="TableParagraph"/>
+              <w:ind w:left="270" w:right="256"/>
               <w:rPr>
                 <w:bCs/>
                 <w:sz w:val="26"/>
                 <w:szCs w:val="26"/>
               </w:rPr>
-              <w:t xml:space="preserve">  </w:t>
-            </w:r>
+            </w:pPr>
             <w:r>
               <w:rPr>
                 <w:bCs/>
                 <w:sz w:val="26"/>
                 <w:szCs w:val="26"/>
               </w:rPr>
-              <w:t xml:space="preserve"> </w:t>
-            </w:r>
-            <w:r>
-              <w:rPr>
-                <w:bCs/>
-                <w:sz w:val="26"/>
-                <w:szCs w:val="26"/>
-              </w:rPr>
-              <w:t xml:space="preserve"> </w:t>
-            </w:r>
-            <w:r>
-              <w:rPr>
-                <w:bCs/>
-                <w:sz w:val="26"/>
-                <w:szCs w:val="26"/>
-              </w:rPr>
-              <w:t xml:space="preserve">  {{soluong2}}</w:t>
+              <w:t>{{soluong2}}</w:t>
             </w:r>
           </w:p>
         </w:tc>
         <w:tc>
           <w:tcPr>
-            <w:tcW w:w="3027" w:type="dxa"/>
+            <w:tcW w:w="2785" w:type="dxa"/>
           </w:tcPr>
           <w:p>
             <w:pPr>
@@ -960,7 +979,23 @@
                 <w:sz w:val="26"/>
                 <w:szCs w:val="26"/>
               </w:rPr>
-              <w:t xml:space="preserve">             {{sotien1}} </w:t>
+              <w:t xml:space="preserve">         </w:t>
+            </w:r>
+            <w:r>
+              <w:rPr>
+                <w:bCs/>
+                <w:sz w:val="26"/>
+                <w:szCs w:val="26"/>
+              </w:rPr>
+              <w:t xml:space="preserve">    </w:t>
+            </w:r>
+            <w:r>
+              <w:rPr>
+                <w:bCs/>
+                <w:sz w:val="26"/>
+                <w:szCs w:val="26"/>
+              </w:rPr>
+              <w:t xml:space="preserve">{{sotien1}} </w:t>
             </w:r>
             <w:r>
               <w:rPr>
@@ -996,7 +1031,23 @@
                 <w:sz w:val="26"/>
                 <w:szCs w:val="26"/>
               </w:rPr>
-              <w:t xml:space="preserve">             {{sotien2}}</w:t>
+              <w:t xml:space="preserve">            </w:t>
+            </w:r>
+            <w:r>
+              <w:rPr>
+                <w:bCs/>
+                <w:sz w:val="26"/>
+                <w:szCs w:val="26"/>
+              </w:rPr>
+              <w:t xml:space="preserve"> </w:t>
+            </w:r>
+            <w:r>
+              <w:rPr>
+                <w:bCs/>
+                <w:sz w:val="26"/>
+                <w:szCs w:val="26"/>
+              </w:rPr>
+              <w:t>{{sotien2}}</w:t>
             </w:r>
           </w:p>
         </w:tc>
@@ -1006,7 +1057,7 @@
       <w:pPr>
         <w:pStyle w:val="BodyText"/>
         <w:spacing w:before="0"/>
-        <w:ind w:left="981"/>
+        <w:ind w:firstLine="460"/>
       </w:pPr>
       <w:r>
         <w:t>- Thời hạn xin vay</w:t>
@@ -1031,7 +1082,7 @@
       <w:pPr>
         <w:pStyle w:val="BodyText"/>
         <w:spacing w:before="0"/>
-        <w:ind w:left="981"/>
+        <w:ind w:firstLine="460"/>
       </w:pPr>
       <w:r>
         <w:t xml:space="preserve">- Hạn trả nợ cuối cùng: Ngày </w:t>
@@ -1044,7 +1095,7 @@
       <w:pPr>
         <w:pStyle w:val="BodyText"/>
         <w:spacing w:before="0"/>
-        <w:ind w:right="321" w:firstLine="720"/>
+        <w:ind w:right="321" w:firstLine="460"/>
       </w:pPr>
       <w:r>
         <w:t xml:space="preserve">Chúng tôi cam kết: </w:t>
@@ -1090,42 +1141,7 @@
           <w:i/>
           <w:sz w:val="26"/>
         </w:rPr>
-        <w:t xml:space="preserve">Ngày </w:t>
-      </w:r>
-      <w:r>
-        <w:rPr>
-          <w:i/>
-          <w:sz w:val="26"/>
-        </w:rPr>
-        <w:t>…..</w:t>
-      </w:r>
-      <w:r>
-        <w:rPr>
-          <w:i/>
-          <w:sz w:val="26"/>
-        </w:rPr>
-        <w:t xml:space="preserve"> tháng</w:t>
-      </w:r>
-      <w:r>
-        <w:rPr>
-          <w:i/>
-          <w:sz w:val="26"/>
-        </w:rPr>
-        <w:t>…..</w:t>
-      </w:r>
-      <w:r>
-        <w:rPr>
-          <w:i/>
-          <w:sz w:val="26"/>
-        </w:rPr>
-        <w:t>năm 20</w:t>
-      </w:r>
-      <w:r>
-        <w:rPr>
-          <w:i/>
-          <w:sz w:val="26"/>
-        </w:rPr>
-        <w:t>…..</w:t>
+        <w:t xml:space="preserve"> {{ngaylaphs}}</w:t>
       </w:r>
     </w:p>
     <w:p>

--- a/HOSONHCS/01 HN.docx
+++ b/HOSONHCS/01 HN.docx
@@ -427,7 +427,7 @@
         <w:rPr>
           <w:bCs/>
         </w:rPr>
-        <w:t xml:space="preserve">- Địa chỉ cư trú: Thôn </w:t>
+        <w:t xml:space="preserve">- Địa chỉ cư trú: </w:t>
       </w:r>
       <w:r>
         <w:rPr>
@@ -439,25 +439,13 @@
         <w:rPr>
           <w:bCs/>
         </w:rPr>
-        <w:t xml:space="preserve">; </w:t>
-      </w:r>
-      <w:r>
-        <w:rPr>
-          <w:bCs/>
-        </w:rPr>
-        <w:t>x</w:t>
-      </w:r>
-      <w:r>
-        <w:rPr>
-          <w:bCs/>
-        </w:rPr>
-        <w:t>ã</w:t>
-      </w:r>
-      <w:r>
-        <w:rPr>
-          <w:bCs/>
-        </w:rPr>
-        <w:t xml:space="preserve">: </w:t>
+        <w:t>,</w:t>
+      </w:r>
+      <w:r>
+        <w:rPr>
+          <w:bCs/>
+        </w:rPr>
+        <w:t xml:space="preserve"> </w:t>
       </w:r>
       <w:r>
         <w:rPr>
@@ -469,31 +457,19 @@
         <w:rPr>
           <w:bCs/>
         </w:rPr>
-        <w:t xml:space="preserve">; </w:t>
-      </w:r>
-      <w:r>
-        <w:rPr>
-          <w:bCs/>
-        </w:rPr>
-        <w:t>t</w:t>
-      </w:r>
-      <w:r>
-        <w:rPr>
-          <w:bCs/>
-        </w:rPr>
-        <w:t>ỉnh</w:t>
-      </w:r>
-      <w:r>
-        <w:rPr>
-          <w:bCs/>
-        </w:rPr>
-        <w:t>:</w:t>
-      </w:r>
-      <w:r>
-        <w:rPr>
-          <w:bCs/>
-        </w:rPr>
-        <w:t xml:space="preserve"> Tuyên Quang</w:t>
+        <w:t>,</w:t>
+      </w:r>
+      <w:r>
+        <w:rPr>
+          <w:bCs/>
+        </w:rPr>
+        <w:t xml:space="preserve"> </w:t>
+      </w:r>
+      <w:r>
+        <w:rPr>
+          <w:bCs/>
+        </w:rPr>
+        <w:t>{{tinh}}</w:t>
       </w:r>
     </w:p>
     <w:p>
@@ -1333,10 +1309,14 @@
         <w:t xml:space="preserve"> </w:t>
       </w:r>
       <w:r>
-        <w:t>tháng/lần</w:t>
-      </w:r>
-      <w:permStart w:id="125576320" w:edGrp="everyone"/>
-      <w:permEnd w:id="125576320"/>
+        <w:t>tháng</w:t>
+      </w:r>
+      <w:r>
+        <w:t>/lần</w:t>
+      </w:r>
+      <w:r>
+        <w:t>.</w:t>
+      </w:r>
     </w:p>
     <w:p>
       <w:pPr>
@@ -1367,13 +1347,22 @@
         <w:ind w:right="321"/>
       </w:pPr>
       <w:r>
-        <w:t xml:space="preserve"> Lãi suất cho vay được trả định kỳ vào ngày</w:t>
-      </w:r>
-      <w:r>
-        <w:t xml:space="preserve"> ………. </w:t>
-      </w:r>
-      <w:r>
-        <w:t>hàng tháng</w:t>
+        <w:t xml:space="preserve">5/ </w:t>
+      </w:r>
+      <w:r>
+        <w:t xml:space="preserve">Lãi </w:t>
+      </w:r>
+      <w:r>
+        <w:t>tiền</w:t>
+      </w:r>
+      <w:r>
+        <w:t xml:space="preserve"> vay được trả định kỳ </w:t>
+      </w:r>
+      <w:r>
+        <w:t>hàng tháng, vào ngày</w:t>
+      </w:r>
+      <w:r>
+        <w:t xml:space="preserve"> ……….</w:t>
       </w:r>
     </w:p>
     <w:p>

--- a/HOSONHCS/01 HN.docx
+++ b/HOSONHCS/01 HN.docx
@@ -1297,7 +1297,6 @@
     </w:p>
     <w:p>
       <w:pPr>
-        <w:spacing w:before="176"/>
         <w:ind w:left="260"/>
         <w:rPr>
           <w:i/>
@@ -1347,7 +1346,7 @@
     <w:p>
       <w:pPr>
         <w:pStyle w:val="BodyText"/>
-        <w:spacing w:before="4"/>
+        <w:spacing w:before="0"/>
         <w:ind w:right="1402"/>
       </w:pPr>
       <w:r>
@@ -1369,7 +1368,7 @@
     <w:p>
       <w:pPr>
         <w:pStyle w:val="BodyText"/>
-        <w:spacing w:before="4"/>
+        <w:spacing w:before="0"/>
         <w:ind w:right="1402"/>
       </w:pPr>
       <w:r>
@@ -1419,7 +1418,13 @@
         <w:t xml:space="preserve"> </w:t>
       </w:r>
       <w:r>
-        <w:t>đồng/lần. Hạn trả nợ cuối cùng: Ngày</w:t>
+        <w:t xml:space="preserve">đồng/lần. </w:t>
+      </w:r>
+      <w:r>
+        <w:t>{{kycuoi_block}}Số tiền trả kỳ cuối:……………..đồng.{{/kycuoi_block}}</w:t>
+      </w:r>
+      <w:r>
+        <w:t>Hạn trả nợ cuối cùng: Ngày</w:t>
       </w:r>
       <w:r>
         <w:t>:…./…./……..</w:t>
@@ -1452,7 +1457,6 @@
     </w:p>
     <w:p>
       <w:pPr>
-        <w:spacing w:before="3" w:after="14"/>
         <w:ind w:left="6291"/>
         <w:rPr>
           <w:i/>
@@ -1530,7 +1534,6 @@
           <w:p>
             <w:pPr>
               <w:pStyle w:val="TableParagraph"/>
-              <w:spacing w:line="265" w:lineRule="exact"/>
               <w:ind w:left="18"/>
               <w:rPr>
                 <w:b/>
@@ -1548,7 +1551,6 @@
           <w:p>
             <w:pPr>
               <w:pStyle w:val="TableParagraph"/>
-              <w:spacing w:line="275" w:lineRule="exact"/>
               <w:ind w:left="0"/>
               <w:rPr>
                 <w:i/>
@@ -1571,7 +1573,6 @@
           <w:p>
             <w:pPr>
               <w:pStyle w:val="TableParagraph"/>
-              <w:spacing w:line="237" w:lineRule="auto"/>
               <w:ind w:left="0" w:right="45"/>
               <w:rPr>
                 <w:b/>
@@ -1589,7 +1590,6 @@
           <w:p>
             <w:pPr>
               <w:pStyle w:val="TableParagraph"/>
-              <w:spacing w:line="237" w:lineRule="auto"/>
               <w:ind w:left="0" w:right="45"/>
               <w:rPr>
                 <w:b/>
@@ -1607,7 +1607,6 @@
           <w:p>
             <w:pPr>
               <w:pStyle w:val="TableParagraph"/>
-              <w:spacing w:line="237" w:lineRule="auto"/>
               <w:ind w:left="0" w:right="45"/>
               <w:rPr>
                 <w:i/>
@@ -1630,7 +1629,6 @@
           <w:p>
             <w:pPr>
               <w:pStyle w:val="TableParagraph"/>
-              <w:spacing w:line="265" w:lineRule="exact"/>
               <w:ind w:left="0" w:right="-51"/>
               <w:rPr>
                 <w:b/>
@@ -1648,7 +1646,6 @@
           <w:p>
             <w:pPr>
               <w:pStyle w:val="TableParagraph"/>
-              <w:spacing w:line="275" w:lineRule="exact"/>
               <w:ind w:left="0" w:right="-51"/>
               <w:rPr>
                 <w:i/>
